--- a/apostilas/CONCLUIDAS/2021-12-04_archeons_ereon_seres_adhy/Apostila - Os Archeons de Ereon e os Seres Adhy.docx
+++ b/apostilas/CONCLUIDAS/2021-12-04_archeons_ereon_seres_adhy/Apostila - Os Archeons de Ereon e os Seres Adhy.docx
@@ -202,6 +202,41 @@
         <w:t>Olá, pessoal. Meu fraternal abraço a vocês. Espero que estejam todos bem. Nós vamos dar início ao nosso bate-papo. Agradeço sua conexão, a presença de cada um de vocês.</w:t>
       </w:r>
     </w:p>
+    <w:tbl>
+      <w:tblPr>
+        <w:tblW w:type="auto" w:w="0"/>
+        <w:jc w:val="left"/>
+        <w:tblLook w:firstColumn="1" w:firstRow="1" w:lastColumn="0" w:lastRow="0" w:noHBand="0" w:noVBand="1" w:val="04A0"/>
+      </w:tblPr>
+      <w:tblGrid>
+        <w:gridCol w:w="9745"/>
+      </w:tblGrid>
+      <w:tr>
+        <w:tc>
+          <w:tcPr>
+            <w:tcW w:type="dxa" w:w="9745"/>
+            <w:shd w:val="clear" w:fill="EAF3EA"/>
+            <w:tcBorders>
+              <w:left w:val="single" w:sz="24" w:color="2E7D4F"/>
+            </w:tcBorders>
+          </w:tcPr>
+          <w:p>
+            <w:r>
+              <w:rPr>
+                <w:color w:val="2E7D4F"/>
+                <w:sz w:val="19"/>
+              </w:rPr>
+              <w:t>Nota do editor: abertura da palestra; o autor pede prudência máxima por tratar de temas 'além, muito além do nosso horizonte de percepção' e adverte que 'o assunto é zebra, é zebrado' (U0001–U0038).</w:t>
+            </w:r>
+          </w:p>
+        </w:tc>
+      </w:tr>
+    </w:tbl>
+    <w:p>
+      <w:pPr>
+        <w:spacing w:after="40"/>
+      </w:pPr>
+    </w:p>
     <w:p>
       <w:pPr>
         <w:pStyle w:val="Heading2"/>
@@ -226,6 +261,41 @@
         </w:rPr>
         <w:t>E sem mais delongas, eu gostaria só de renovar o pedido que sempre faço, em especial hoje, tratando desse assunto, nós vamos ter que assumir a prudência, mas ampla possível, porque esses temas todos ainda serão devidamente tratados no futuro ou em futuro nisso aí. E tudo que temos falado até hoje é só uma forma, uma maneira de introduzir o assunto. Que assunto? Sobre o que se encontra além, muito além do nosso horizonte de percepção. Só que o nível desse além eh, seria o nível mais ancestral possível em termos de eternidade. Desculpem falar assim para trás. E em termos de camadas existenciais que foram e formando e se acoplando umas às outras, né? Cada camada dessa, uma espécie de loop temporal da consciência da deidade. Mas se eu falar assim, vai ser muito difícil para nós entendermos. Mas essa coisa de passado, presente e futuro que ninguém sabe disso, mas quem introduziu isso no pensamento humano foi a leitura do Mahabharata em tempos antigos foi a recitação do Mahabharata, de seus diversos parvas, capítulos, sessões, divisões, mas um dia a gente vai entender isso também. O futuro que ainda entre aspas para nós não está visto porque ainda não aconteceu, né? Mas quando ele acontece, ele se torna informação disponível no âmbito dessa faixa de realidade na qual vivemos. E ele passa a compor uma camada nova de informações, né? É como se fosse aquela barra que tem em cada produto que a gente compra, né, aquelas listras eletrônicas, né, e cada novo agora vai colocando de forma codificada informações novas que vão acontecendo e o que nós chamamos de entendimento E eu não deveria fazer isso, mas tô sendo obrigado. Ser mais geográfico de você olhar para uma barra ou para um keycode, para alguma coisa que parece ser um desenho com símbolos e você olha para aquilo e aquilo pode ser só um desenho com símbolos que para você não diz nada, mas dependendo do das lentes, da tecnologia ou da consciência que olha para aquilo ali, todos sistema de informação fica disponível, né?</w:t>
       </w:r>
+    </w:p>
+    <w:tbl>
+      <w:tblPr>
+        <w:tblW w:type="auto" w:w="0"/>
+        <w:jc w:val="left"/>
+        <w:tblLook w:firstColumn="1" w:firstRow="1" w:lastColumn="0" w:lastRow="0" w:noHBand="0" w:noVBand="1" w:val="04A0"/>
+      </w:tblPr>
+      <w:tblGrid>
+        <w:gridCol w:w="9745"/>
+      </w:tblGrid>
+      <w:tr>
+        <w:tc>
+          <w:tcPr>
+            <w:tcW w:type="dxa" w:w="9745"/>
+            <w:shd w:val="clear" w:fill="EAF3EA"/>
+            <w:tcBorders>
+              <w:left w:val="single" w:sz="24" w:color="2E7D4F"/>
+            </w:tcBorders>
+          </w:tcPr>
+          <w:p>
+            <w:r>
+              <w:rPr>
+                <w:color w:val="2E7D4F"/>
+                <w:sz w:val="19"/>
+              </w:rPr>
+              <w:t>Nota do editor: STT 'Marata' = Mahabharata (RC-593); o autor atribui à recitação do Mahabharata, 'de seus diversos parvas', a introdução da noção de passado/presente/futuro no pensamento humano — leitura de Ellam.</w:t>
+            </w:r>
+          </w:p>
+        </w:tc>
+      </w:tr>
+    </w:tbl>
+    <w:p>
+      <w:pPr>
+        <w:spacing w:after="40"/>
+      </w:pPr>
     </w:p>
     <w:p>
       <w:pPr>
@@ -277,6 +347,41 @@
         <w:t>E o convite que eu sou obrigado a fazer a vocês na palestra de hoje é exatamente o de nós não pensarmos desse modo, porque seja lá porque for, seja porque definimos conceitualmente esses esses atributos de um Deus perfeito de uma forma muito romântica e não seria assim. Ou seja, porque mesmo sendo perfeito de uma certa forma ou para uma certa lógica, o fenômeno da vida que terminou acontecendo a partir dos parâmetros iniciais dessa perfeição, a vida como hoje ela se apresenta em alguns rincões, em alguns quadrantes, assumiu feições tão distintas que é importante que nós partamos do premisso, da premissa de que essas ondas que chegam, essas vagas de informações que chegam nos seres situados numa retaguarda Só que a retaguarda aqui seria no sentido de superioridade. Nessa retaguarda existencial eles estão sendo movidos, envolvidos, eh modificados, influenciados e mesmo infectados pelo conjunto da obra existencial que vibra, pulsa sempre. E essa pulsação é sentida por esses seres e mesmo com blindagem e tudo, aparentemente separando essas diversas camadas de realidade. essas diversas faixas, mesmo com toda essa departamentalização que terminou surgindo, chamada departamentalização da vida, do fenômeno da vida, intramuros vibratórios para não exportar o produto do que ali se vivencia.</w:t>
       </w:r>
     </w:p>
+    <w:tbl>
+      <w:tblPr>
+        <w:tblW w:type="auto" w:w="0"/>
+        <w:jc w:val="left"/>
+        <w:tblLook w:firstColumn="1" w:firstRow="1" w:lastColumn="0" w:lastRow="0" w:noHBand="0" w:noVBand="1" w:val="04A0"/>
+      </w:tblPr>
+      <w:tblGrid>
+        <w:gridCol w:w="9745"/>
+      </w:tblGrid>
+      <w:tr>
+        <w:tc>
+          <w:tcPr>
+            <w:tcW w:type="dxa" w:w="9745"/>
+            <w:shd w:val="clear" w:fill="EAF3EA"/>
+            <w:tcBorders>
+              <w:left w:val="single" w:sz="24" w:color="2E7D4F"/>
+            </w:tcBorders>
+          </w:tcPr>
+          <w:p>
+            <w:r>
+              <w:rPr>
+                <w:color w:val="2E7D4F"/>
+                <w:sz w:val="19"/>
+              </w:rPr>
+              <w:t>Nota do editor: 'departamentalização da vida... intramuros vibratórios' (RC-601) e 'blindagens interdimensionais' (RC-602) — grafias canônicas da Base.</w:t>
+            </w:r>
+          </w:p>
+        </w:tc>
+      </w:tr>
+    </w:tbl>
+    <w:p>
+      <w:pPr>
+        <w:spacing w:after="40"/>
+      </w:pPr>
+    </w:p>
     <w:p>
       <w:pPr>
         <w:pStyle w:val="Heading2"/>
@@ -352,6 +457,41 @@
         <w:t>E aqui vamos então falar nos dos de construções que no meu linguajar Eu chamo de Archeons de uma determinada região da espiritualidade laboratorial, que eu chamo de Ereon, é o que eu chamo aqui é porque eu não eu tenho que assumir a responsabilidade, já que mesmo sendo um agente transmissor, mas em tese os eus que estão por trás dessas informações e sobre a responsabilidade do espírito que me anima e minha própria. Conhece um pouco disso ou muito no caso do espírito que me anima. E esses nomes não são só nossos, só porque já foram escutados em determinadas assembleias, reuniões. Então, os chamados Archeons compõe uma uma realidade ou um padrão de realidade no âmbito da espiritualidade laboratorial, que era só mais uma região, mas desde que o problema teve lugar em um desses Archeons, notadamente em Perpérion [REVISAR — STT 'Impérial'] terminou fazendo desses Archeons o usando a linguagem humana, o lugar mais conhecido, o lugar mais visitado, o lugar mais estudado, inspecionado por outras figuras.</w:t>
       </w:r>
     </w:p>
+    <w:tbl>
+      <w:tblPr>
+        <w:tblW w:type="auto" w:w="0"/>
+        <w:jc w:val="left"/>
+        <w:tblLook w:firstColumn="1" w:firstRow="1" w:lastColumn="0" w:lastRow="0" w:noHBand="0" w:noVBand="1" w:val="04A0"/>
+      </w:tblPr>
+      <w:tblGrid>
+        <w:gridCol w:w="9745"/>
+      </w:tblGrid>
+      <w:tr>
+        <w:tc>
+          <w:tcPr>
+            <w:tcW w:type="dxa" w:w="9745"/>
+            <w:shd w:val="clear" w:fill="EAF3EA"/>
+            <w:tcBorders>
+              <w:left w:val="single" w:sz="24" w:color="2E7D4F"/>
+            </w:tcBorders>
+          </w:tcPr>
+          <w:p>
+            <w:r>
+              <w:rPr>
+                <w:color w:val="2E7D4F"/>
+                <w:sz w:val="19"/>
+              </w:rPr>
+              <w:t>Nota do editor: STT 'héreo' = Ereon; STT 'arquelos/arquieron/arcãos' = Archeons (RC-596) — grafia canônica da Base.</w:t>
+            </w:r>
+          </w:p>
+        </w:tc>
+      </w:tr>
+    </w:tbl>
+    <w:p>
+      <w:pPr>
+        <w:spacing w:after="40"/>
+      </w:pPr>
+    </w:p>
     <w:p>
       <w:pPr>
         <w:pStyle w:val="Heading2"/>
@@ -376,6 +516,41 @@
         </w:rPr>
         <w:t>por outras espécies de seres. E esses Archeons são realmente níveis dimensionais ou subníveis dimensionais desse já grande nível chamado espiritualidade laboratorial. Exclusivamente no que interessa a nossa história, são cinco Archeons, né, que compõem esses padrões de realidade que nós estamos só nesse momento conseguindo vislumbrar que eles existem, ainda que cada uma das nossas mentes, das nossas consciências vibrem eh na decodificação dessas informações de uma forma particular, né, eh, Antérion, Danérion e Mermérion foram os primeiros três arcos que surgiram nessa história de seres do paraíso original. Um dia nessa eternidade passada. terminaram criando movimentos de consciência que geraram outras faixas dimensionais fora dos protocolos da perfeição, chamados níveis operacionais, onde a sensação de incompletude passou a existir em cada ser gerado nessas dimensões ou em cada ser que nela introduzisse o seu eu, se viesse mergulhado do nível paradisíaco. E assim numa nova concepção de vida, ainda que o fenômeno da vida fosse o mesmo, e de um padrão muito, muito elevado em termos do que nós chamamos aqui na Terra, dessa dessa dessas sensações de de de carinho, de amor, de elegância. E com o tempo, essas porções de incompletude espiritual, cada uma gerou a sua própria forma de existir, todas ligadas ao único paraíso. E a partir de Esses bolsões de espiritualidade operacional, não todos, alguns produziram movimentos de gerar mais sofisticação existencial, fugindo do protocolo original da perfeição e fugindo das travas e controles que há sempre zero, essa quase perfeição da incompletude, quando as faixas dimensionais da espiritualidade laboratorial foram geradas a partir de colapsos quânticos ocorridos no âmbito da espiritualidade operacional, mas se mais se alargou a possibilidade de se, entre aspas, produzir novidades e em cada uma dessas desses níveis espirituais, laboratoriais, e é importante que se diga, há subníveis tanto na operacional como na laboratorial, não no paraíso, mas há subníveis em cada uma dessas eh dimensões espirituais mais amplas, né? E o que nós chamamos aqui de e Antteré, Danérion e Mermérion. São três níveis distintos ou subníveis dentro, eh, melhor dizendo, no âmbito da espiritualidade laboratorial, onde os arqueons deon foram sendo criados. E tempos depois surgiram Perpérion, Tempérion e esses cinco Archeons.</w:t>
       </w:r>
+    </w:p>
+    <w:tbl>
+      <w:tblPr>
+        <w:tblW w:type="auto" w:w="0"/>
+        <w:jc w:val="left"/>
+        <w:tblLook w:firstColumn="1" w:firstRow="1" w:lastColumn="0" w:lastRow="0" w:noHBand="0" w:noVBand="1" w:val="04A0"/>
+      </w:tblPr>
+      <w:tblGrid>
+        <w:gridCol w:w="9745"/>
+      </w:tblGrid>
+      <w:tr>
+        <w:tc>
+          <w:tcPr>
+            <w:tcW w:type="dxa" w:w="9745"/>
+            <w:shd w:val="clear" w:fill="EAF3EA"/>
+            <w:tcBorders>
+              <w:left w:val="single" w:sz="24" w:color="2E7D4F"/>
+            </w:tcBorders>
+          </w:tcPr>
+          <w:p>
+            <w:r>
+              <w:rPr>
+                <w:color w:val="2E7D4F"/>
+                <w:sz w:val="19"/>
+              </w:rPr>
+              <w:t>Nota do editor: os cinco Archeons de Ereon — Antérion (RC-597), Danérion (RC-598), Mermérion (RC-599), Perpérion (RC-087) e Tempérion (RC-472) — ver também a apostila P2020-07-11 (Ogdóade).</w:t>
+            </w:r>
+          </w:p>
+        </w:tc>
+      </w:tr>
+    </w:tbl>
+    <w:p>
+      <w:pPr>
+        <w:spacing w:after="40"/>
+      </w:pPr>
     </w:p>
     <w:p>
       <w:pPr>
@@ -552,6 +727,41 @@
         <w:t>E aí eu vou ter que dizer de forma muito clara, todos eles, sem exentuar inclusive o ser mais original dessa história, todos eles sob a perspectiva do que aqui na Terra nós observamos como sendo modo de expressão de consciência pessoal, de psiquismo pessoal, todos eles se observados por uma pela ótica dos nossos valores humanos, de como a vida se apresenta pra gente, seriam considerados autistas. Mas que tipo de autismo? Eh, eu não saberia dizer necessariamente, mas eu vou ter que inventar aqui um uma loucura qualquer pra gente fazer. Bem, eh, assim aqui, observando o autismo aqui na Terra, né, eu eu eu diria assim, tem um autismo que impede o ser humano ter alguma função, fazer das fazer da que a sua vida tenha alguma função. É alguém que vive totalmente de maneira, desculpem a expressão, disfuncional. os outros têm que cuidar dele. Não é esse tipo de autismo que eu tô falando em relação a esses seres. Nesse exemplo que eu estou aqui tentando tecer, seria o autismo funcional, ou seja, em que o ser, mesmo com essa característica do que nós chamamos aqui de autismo, mas ele desempenha absolutamente o a função da sua vida, funcionando em rede sempre. E a individualidade dele não tem tanta importância assim na história. Ele não tem essa coisa de querer ser um alguém. Ele é o conjunto ao qual ele pertence. É um elo daquele processo, ainda que tenha consciência da sua individualidade. Então eu eu tiria, eu tenho que dizer isso para vocês. Eu sei que isso é desagradável, é chocante, blá. Já falei isso antes, mas eu tô começando a dar cores mais pró. ao que antes foi falado, porque o momento exige, óbvio, lá na frente essas coisas todas vão ser postas em cheque. Tem mesmo que ser postas em cheque. O escrutínio constante sobre qualquer entorno de qualquer informação que a gente tá prestando na revelação cósmica, desculpa, eh tem que ser obserado. Nada pode ser tido como verdade, como crença. Exatamente. Por isso, então essa questão de que tem um ser humano terráque afirmando que a turma na espiritualidade superior é autista, só que funcional, um tipo de autismo, né? Isso tem que ser observado e checado com muito zelo e muita independência o tempo inteiro. Mas é assim que eu sou obrigado a falar.</w:t>
       </w:r>
     </w:p>
+    <w:tbl>
+      <w:tblPr>
+        <w:tblW w:type="auto" w:w="0"/>
+        <w:jc w:val="left"/>
+        <w:tblLook w:firstColumn="1" w:firstRow="1" w:lastColumn="0" w:lastRow="0" w:noHBand="0" w:noVBand="1" w:val="04A0"/>
+      </w:tblPr>
+      <w:tblGrid>
+        <w:gridCol w:w="9745"/>
+      </w:tblGrid>
+      <w:tr>
+        <w:tc>
+          <w:tcPr>
+            <w:tcW w:type="dxa" w:w="9745"/>
+            <w:shd w:val="clear" w:fill="EAF3EA"/>
+            <w:tcBorders>
+              <w:left w:val="single" w:sz="24" w:color="2E7D4F"/>
+            </w:tcBorders>
+          </w:tcPr>
+          <w:p>
+            <w:r>
+              <w:rPr>
+                <w:color w:val="2E7D4F"/>
+                <w:sz w:val="19"/>
+              </w:rPr>
+              <w:t>Nota do editor: 'autismo funcional' (RC-605) — QUARENTENA CLÍNICA CRÍTICA: é figura de linguagem filosófica do autor aplicada aos Seres da Espiritualidade Superior; jamais um diagnóstico ou afirmação médica sobre indivíduos terrestres.</w:t>
+            </w:r>
+          </w:p>
+        </w:tc>
+      </w:tr>
+    </w:tbl>
+    <w:p>
+      <w:pPr>
+        <w:spacing w:after="40"/>
+      </w:pPr>
+    </w:p>
     <w:p>
       <w:pPr>
         <w:pStyle w:val="Heading2"/>
@@ -613,6 +823,41 @@
         <w:t>Os seres romperam com essa noção, os 147 Seres Adhy que terminaram compondo essa espécie ou esse gênero, melhor chamar gênero e Seres Adhy, se olhado de uma certa forma são uma espécie. Mas olhando de acordo com a taxonomia que a gente aplica biologia aqui na Terra, reino, filo, gênero, espécie, eles são gênero, porque os seres de esses 147 seres, eles aqui nesse número pequeno tem cinco tipos de seres que compõem os 147 seres então são cinco espécies formando esse gênero. A espécie Pashvnaj com 43 figuras que compõe essa rede.</w:t>
       </w:r>
     </w:p>
+    <w:tbl>
+      <w:tblPr>
+        <w:tblW w:type="auto" w:w="0"/>
+        <w:jc w:val="left"/>
+        <w:tblLook w:firstColumn="1" w:firstRow="1" w:lastColumn="0" w:lastRow="0" w:noHBand="0" w:noVBand="1" w:val="04A0"/>
+      </w:tblPr>
+      <w:tblGrid>
+        <w:gridCol w:w="9745"/>
+      </w:tblGrid>
+      <w:tr>
+        <w:tc>
+          <w:tcPr>
+            <w:tcW w:type="dxa" w:w="9745"/>
+            <w:shd w:val="clear" w:fill="EAF3EA"/>
+            <w:tcBorders>
+              <w:left w:val="single" w:sz="24" w:color="2E7D4F"/>
+            </w:tcBorders>
+          </w:tcPr>
+          <w:p>
+            <w:r>
+              <w:rPr>
+                <w:color w:val="2E7D4F"/>
+                <w:sz w:val="19"/>
+              </w:rPr>
+              <w:t>Nota do editor: STT 'vinage/pasivagem' = Pashvnaj (RC-455), espécie de 43 seres do Gênero Adhy (RC-411 — 147 seres, 5 espécies).</w:t>
+            </w:r>
+          </w:p>
+        </w:tc>
+      </w:tr>
+    </w:tbl>
+    <w:p>
+      <w:pPr>
+        <w:spacing w:after="40"/>
+      </w:pPr>
+    </w:p>
     <w:p>
       <w:pPr>
         <w:pStyle w:val="Heading2"/>
@@ -835,6 +1080,41 @@
         <w:t>Esses 147 seres que passaram a viver Perpérion, eles são subproduto desses processos que foram surgindo desde primeiro movimento de consciência feito no paraíso. A primeira vez que eu li pora aqu a expressão que ela tem da ilha estacionária do paraíso. Eu nunca esqueci dessa expressão que é em inglês e também em português. Mas essa expressão eu vou roubar aqui de Urantia para chamar essa esse nível paradisíaco de uma espécie de uma ilha estacionar. Por que está Área, porque a turma de lá realmente está estacionada na perfeição. Diz: "Não, senhor, ainda que essa não tenha sido a intenção de Uran, eu tô só usando o nome, um epíteto que aparece em Urântia para melhor enquadrar as minhas definições. Urântia dá um outro sentido a essa história. O fato é que os seres do paraíso não se movimentam. O círculo da perfeição ou o circuito da feição é o máximo de movimentação que eles têm e já deveria ser tudo. Mas nós aqui estamos partindo da terrível premissa de que parece que ser perfeito não significa tudo porque a turma que era resolveu ver como seria caso não fosse. Então, ser perfeito aqui pode ser a ambição de todos nós, espíritos, entre aspas, sujos por essa eh experiência caótica, mas é um problema devido à questão do autismo, que torna esses seres inabilitados a muitas coisas. Então, e 147 Seres Adhy, naqueles 147 seres tem um pouco de tudo, mas cada um deles tem uma história de de ser ou um alguém mergulhado que veio do paraíso e mergulhou diretamente na laboratorial ou alguém que mergulhou no paraíso para a incompletude e na incompletude resolveu criar um clone na laboratorial ou alguém que na incompletude resolveu criar um enfatamento da sua consciência e ter só um ser existindo projetado na condição Adhyatman [REVISAR — STT 'adiátima'] imperpério. Ou aí o que que eu estou querendo dizer? Que a carteira de identidade de cada um desses 147 seres tem uma história distinta e origem entre aspas espiritual também com aspectos singulares. Nos tempos em que explodi a criação indevida. As duas condições a diá, a dead na vátima e a dead para brágila, eram dois desses 147 seres, mas que na verdade eles anc eram ancorados no mesmo espírito. Ah, mas esse mesmo, esse único espírito Ele eh é esse é um problema. Ele, esse único espírito, tem duas versões que lá se fala. Por quê? Entendam, as versões não são públicas, são fechadas em rede. Só quem sabe é o circuito interno de cada espécie, talvez de cada gênero, mas dificilmente é é algo público, ainda que nada lá peque, é porque as coisas foram se organizando desse jeito. Como eles nunca lidaram com o caos, esse tipo de autismo que eles têm, não consegue prever situações complexíssimas, porque eles nunca precisaram fazer isso. Eles são quase perfeitos ou perfeitos. Então, qual a questão básica desse nosso entendimento? Adhy Mavatma, Adhy Prabrajna. São dois seres da condição Adhyatman [REVISAR — STT 'adiátima'], Seres Adhy de vivendo em Perpérion. Mas antes deles dois terem chegado aqui, há uma história dos dois no nível da incompletude operacional e a história de um único espírito na na do paraíso estacionado. Ah, mas será que é mesmo assim? Esse ser, ele pode ter saído do paraíso, vindo paraa incompletude. Na incompletude ele gerou uma projeção. Essa projeção passou a se chamar Adis para Brasil. E na incompletude ele mergulhou na condição Adhyatman [REVISAR — STT 'átima'] como Adhy Mavatma, porque a sua projeção Adhy Prabrajna apresentou algo que ele preferi ficar junto. Então, qual o drama dessa história? É que esse espírito que tanto poderia estar lá em cima, no paraíso ou na incompletude e tendo duas sustentações na condição adiática que é adimavatma e adabrag quando ad Vána aí vamos falar da criação. Mergulhou como vído mais tarde para ajudar Ad para Brasna que tinha caído na criação que gerou. Continua o mesmo espírito. Quando Adhy Mavatma mergulhou como Vishnu e Vishnu compôs com brah a Trimurti, Vishnu e brah eram dois duas fatias, dois rostos do mesmo espírito. Quando virno começou a criar avatares de si mesmo. Todos esses avatares eram o mesmo espírito e mais ainda Brahma caído. A sorte desse espírito é que Brahma nunca poôde criar outros seres a partir dele próprio, a não ser os clones, mas não criou diferenciação que Shiva como clone rebelde. Aquela história toda, o agredil não deixou. Então quando Sophia foi criado, era víno morre, Sophia, tudo. fazendo parte de um mesmo espírito que ainda Brahma também desse mesmo espírito. Quando Jesus nasceu, é toda essa confusão aqui, o mesmo espírito bancando tudo isso aqui e Brahma o tempo inteiro. Então vejam a a estratificação que gerou a espécie Pashvnaj, o gênero ad. Essa estratificação é a ancoragem do caos nessa espiritualidade superior. Em outras palavras, se há aquela ponte que eu falei que mesmo quando alguém desse nível faz só uma clonagem, mas fica mesmo o mesmo código definidor de existência do ser que tá lá no bem bom, na espiritualidade, na na na no paraíso e ele só deu o código dele. A turma lá deu uma um espírito, então aquele ser ficou vivendo noutro nível na incompletude. Aí esse também criou outro desse mesmo jeito para laboratorial, mas há a ponte do mesmo código que identifica uma estratificação do código original de um ser do paraíso em níveis mais baixos. Então vamos entender isso. Nós humanos somos o nível mais baixo, porém o mais atualizado desse código que remonta a Brahma virgem Shiva aqui dentro, mas que remonta a Mavatma e a Adhy Prabrajna na condição Adhyatman [REVISAR — STT 'átima'] e remonta um espírito original cuja é a Adhyagia [REVISAR — STT 'viagia'], é quando esse espírito está habitando da laboratorial para cima, no caso da incompletude operacional para cima. Então esse ser que nós chamamos de Jesus, o espírito de Jesus, ele é a ancoragem no paraíso do pior tipo de problema que já existiu. E O código fonte que o define, que é o mesmo de Adhy Prabrajna e ou seja, de Brahma ou de Javé, está em todos nós nessa criação. E os últimos seres montados com esse código fomos nós, os humanos.</w:t>
       </w:r>
     </w:p>
+    <w:tbl>
+      <w:tblPr>
+        <w:tblW w:type="auto" w:w="0"/>
+        <w:jc w:val="left"/>
+        <w:tblLook w:firstColumn="1" w:firstRow="1" w:lastColumn="0" w:lastRow="0" w:noHBand="0" w:noVBand="1" w:val="04A0"/>
+      </w:tblPr>
+      <w:tblGrid>
+        <w:gridCol w:w="9745"/>
+      </w:tblGrid>
+      <w:tr>
+        <w:tc>
+          <w:tcPr>
+            <w:tcW w:type="dxa" w:w="9745"/>
+            <w:shd w:val="clear" w:fill="EAF3EA"/>
+            <w:tcBorders>
+              <w:left w:val="single" w:sz="24" w:color="2E7D4F"/>
+            </w:tcBorders>
+          </w:tcPr>
+          <w:p>
+            <w:r>
+              <w:rPr>
+                <w:color w:val="2E7D4F"/>
+                <w:sz w:val="19"/>
+              </w:rPr>
+              <w:t>Nota do editor: 'ilha estacionária' é um epíteto emprestado do Livro de Urântia (RC-600) — referência externa, não é obra de Ellam; o autor ressalva que Urantia dá outro sentido à história.</w:t>
+            </w:r>
+          </w:p>
+        </w:tc>
+      </w:tr>
+    </w:tbl>
+    <w:p>
+      <w:pPr>
+        <w:spacing w:after="40"/>
+      </w:pPr>
+    </w:p>
     <w:p>
       <w:pPr>
         <w:pStyle w:val="Heading2"/>
@@ -885,6 +1165,41 @@
         <w:t>feito uma sabe se lá o quê, num certo laboratório de Perpérion que foi a parte de Adhy Prabrajna, que uma parte dele entrou e a outra parte implodiu e essa parte tá ligada a esse espírito. E essas duas coisas desse espírito que funcionam tanto na operacional como na laboratorial, mas que um dia já esteve no paraíso. Vamos contar a história assim que é melhor. Nós é que mantemos tudo isso funcionando. Tudo isso o quê? Essas duas coisas poderíamos chamar de espírito fateado desse ser vibrante em coma na parte de Perpérion e mais vibrante sem ser em coma na operacional. E torno a dizer Nós humanos somos os movimentadores desses códigos para que haja alguma movimentação de vida com relação a isso.</w:t>
       </w:r>
     </w:p>
+    <w:tbl>
+      <w:tblPr>
+        <w:tblW w:type="auto" w:w="0"/>
+        <w:jc w:val="left"/>
+        <w:tblLook w:firstColumn="1" w:firstRow="1" w:lastColumn="0" w:lastRow="0" w:noHBand="0" w:noVBand="1" w:val="04A0"/>
+      </w:tblPr>
+      <w:tblGrid>
+        <w:gridCol w:w="9745"/>
+      </w:tblGrid>
+      <w:tr>
+        <w:tc>
+          <w:tcPr>
+            <w:tcW w:type="dxa" w:w="9745"/>
+            <w:shd w:val="clear" w:fill="EAF3EA"/>
+            <w:tcBorders>
+              <w:left w:val="single" w:sz="24" w:color="2E7D4F"/>
+            </w:tcBorders>
+          </w:tcPr>
+          <w:p>
+            <w:r>
+              <w:rPr>
+                <w:color w:val="2E7D4F"/>
+                <w:sz w:val="19"/>
+              </w:rPr>
+              <w:t>Nota do editor: o 'espírito fatiado em coma em Perpérion' refere-se a Adhy Prabrajna (RC-152), com parte implodida na queda — ver também Perpérion (RC-087) e Fatiamento de Consciência (RC-604).</w:t>
+            </w:r>
+          </w:p>
+        </w:tc>
+      </w:tr>
+    </w:tbl>
+    <w:p>
+      <w:pPr>
+        <w:spacing w:after="40"/>
+      </w:pPr>
+    </w:p>
     <w:p>
       <w:pPr>
         <w:pStyle w:val="Heading2"/>
@@ -946,6 +1261,41 @@
         <w:t>Esse tipo de situação já tem ocorrido lá em perféria, só que não houve o isolamento no sentido. Por quê? Porque nas nas cenas iniciais dessa história. No primeiro momento, quando houve problema, mesmo o circuito funcionando de modo fechado entre os seres, né? Obviamente os alarmes naturais, né, de uma blindagem com problemas, de uma coisa com problemas de pela primeira vez um espírito se automac daquele jeito. Isso gerou alarmes, né? E veio gente, vamos assim dizer, vieram grupos de muitos desses lugares. Que lugares? Os subníveis da operacional, os subníveis da laboratorial, de antérium, Mermérion, Danérion e de Tempérion também. E mesmo esses seres estando funcionando em rede, mas Perpérion foi meio que invadida, por isso que não houve isolamento, por gente ou por grupos de todos os quadrantes desses níveis que a gente chama espiritualidade superior, à exceção do paraíso. Os seres que lá do paraíso poderiam perceber o tipo de vivência que seus desdobramentos ou suas consciências fatiadas ou o tipo de acompanhamento que os permitia ter obter as informações do que estava se passando nos dois níveis em completude laboratorial. Eles recebiam as informações, mas não entendiamfas que estavam se passando devido ao grau de autismo. E não deixa a turma da do paraíso perceber coisa alguma fora do padrão em que eles podem perceber. E esse é o autismo mais forte que tem, o da perfeição. O dos quase perfeitos da incompletude também tiveram acesso às informações, mas não não compreenderam direito até hoje. Idem pros dados pro pessoal laboratorial. Então, quando a perspectiva de um caos, né, se complicou, as linhas mestras que uniam todas as linhagens a uma coragem num alguém lá no paraíso ou num alguém eh na incompletude na operacional. Essas linhas mestras elas começaram a no movimento, eu tenho que dizer assim, inconsciente desses seres autistas que não souberam compreender nem lidar com esse caos, né?</w:t>
       </w:r>
     </w:p>
+    <w:tbl>
+      <w:tblPr>
+        <w:tblW w:type="auto" w:w="0"/>
+        <w:jc w:val="left"/>
+        <w:tblLook w:firstColumn="1" w:firstRow="1" w:lastColumn="0" w:lastRow="0" w:noHBand="0" w:noVBand="1" w:val="04A0"/>
+      </w:tblPr>
+      <w:tblGrid>
+        <w:gridCol w:w="9745"/>
+      </w:tblGrid>
+      <w:tr>
+        <w:tc>
+          <w:tcPr>
+            <w:tcW w:type="dxa" w:w="9745"/>
+            <w:shd w:val="clear" w:fill="EAF3EA"/>
+            <w:tcBorders>
+              <w:left w:val="single" w:sz="24" w:color="2E7D4F"/>
+            </w:tcBorders>
+          </w:tcPr>
+          <w:p>
+            <w:r>
+              <w:rPr>
+                <w:color w:val="2E7D4F"/>
+                <w:sz w:val="19"/>
+              </w:rPr>
+              <w:t>Nota do editor: a 'invasão' de Perpérion por grupos de todos os quadrantes da espiritualidade superior (à exceção do paraíso) — sem isolamento — é detalhe exclusivo desta fonte (RC-596/RC-087).</w:t>
+            </w:r>
+          </w:p>
+        </w:tc>
+      </w:tr>
+    </w:tbl>
+    <w:p>
+      <w:pPr>
+        <w:spacing w:after="40"/>
+      </w:pPr>
+    </w:p>
     <w:p>
       <w:pPr>
         <w:pStyle w:val="Heading2"/>
@@ -1046,6 +1396,41 @@
         <w:t>Então, foi assim que dois desses cinco seres, cujos nomes eram Elm e Olm Dois seres começaram a conviver com os outros Adish antes deles mergulharem. E esses cinco seres LM de Tempérion foram eh conseguindo penetrar na rede mental que os Seres Adhy, em especial a turma da espécie Pashvnaj, estavam em Com o tempo, a turma de Tempérion tentou mostrar a esses seres, né, que eles não iriam resolver aquilo do jeito que imaginavam. E a turma aceitou, porque obviamente não havia eh desagregação no sentido de guetos, de o fato de cada família tá fechada em rede era um era um um um meio que uma repetição inconsciente de como se vivia no paraíso. Todo mundo lá era uma coisa só. Esse negócio ser uma coisa só. Terminou gerando essa perspectiva no psiquismo de seres da laboratorial também.</w:t>
       </w:r>
     </w:p>
+    <w:tbl>
+      <w:tblPr>
+        <w:tblW w:type="auto" w:w="0"/>
+        <w:jc w:val="left"/>
+        <w:tblLook w:firstColumn="1" w:firstRow="1" w:lastColumn="0" w:lastRow="0" w:noHBand="0" w:noVBand="1" w:val="04A0"/>
+      </w:tblPr>
+      <w:tblGrid>
+        <w:gridCol w:w="9745"/>
+      </w:tblGrid>
+      <w:tr>
+        <w:tc>
+          <w:tcPr>
+            <w:tcW w:type="dxa" w:w="9745"/>
+            <w:shd w:val="clear" w:fill="EAF3EA"/>
+            <w:tcBorders>
+              <w:left w:val="single" w:sz="24" w:color="2E7D4F"/>
+            </w:tcBorders>
+          </w:tcPr>
+          <w:p>
+            <w:r>
+              <w:rPr>
+                <w:color w:val="2E7D4F"/>
+                <w:sz w:val="19"/>
+              </w:rPr>
+              <w:t>Nota do editor: Elm (RC-454 — Moros, ser LM de Tempérion) e Olm (RC-092 — Quarto Logos); o gênero Ser LM é RC-456 e Tempérion é RC-472.</w:t>
+            </w:r>
+          </w:p>
+        </w:tc>
+      </w:tr>
+    </w:tbl>
+    <w:p>
+      <w:pPr>
+        <w:spacing w:after="40"/>
+      </w:pPr>
+    </w:p>
     <w:p>
       <w:pPr>
         <w:pStyle w:val="Heading2"/>
@@ -1182,6 +1567,41 @@
         <w:t>E assim esses seres E, portanto, eles hoje, olhando da perspectiva do atual momento para o passado, de todos os seres criativos da espiritualidade laboratorial, eles são considerados os mais desbravadores de realidades, né? Os que mais buscaram romper perspectivas, romper a questão dos desafios. de criar avatares ou seres para essas novas faixas independentes ou cependentes do criador da tal faixa. Isso, Seres Adhy, eles são de todos esses seres o grupo mais eh ativo, tornou-se mais desgraçadamente conhecido. E o pior, eles são chamados por muitas outras denominações, né, usando uma correlação com a lógica humana de filhos do abismo, né? Eles olharam no abismo e caíram.</w:t>
       </w:r>
     </w:p>
+    <w:tbl>
+      <w:tblPr>
+        <w:tblW w:type="auto" w:w="0"/>
+        <w:jc w:val="left"/>
+        <w:tblLook w:firstColumn="1" w:firstRow="1" w:lastColumn="0" w:lastRow="0" w:noHBand="0" w:noVBand="1" w:val="04A0"/>
+      </w:tblPr>
+      <w:tblGrid>
+        <w:gridCol w:w="9745"/>
+      </w:tblGrid>
+      <w:tr>
+        <w:tc>
+          <w:tcPr>
+            <w:tcW w:type="dxa" w:w="9745"/>
+            <w:shd w:val="clear" w:fill="EAF3EA"/>
+            <w:tcBorders>
+              <w:left w:val="single" w:sz="24" w:color="2E7D4F"/>
+            </w:tcBorders>
+          </w:tcPr>
+          <w:p>
+            <w:r>
+              <w:rPr>
+                <w:color w:val="2E7D4F"/>
+                <w:sz w:val="19"/>
+              </w:rPr>
+              <w:t>Nota do editor: 'filhos do abismo' — denominação dos Seres Adhy (RC-411): 'eles olharam no abismo e caíram' (U0402–U0404).</w:t>
+            </w:r>
+          </w:p>
+        </w:tc>
+      </w:tr>
+    </w:tbl>
+    <w:p>
+      <w:pPr>
+        <w:spacing w:after="40"/>
+      </w:pPr>
+    </w:p>
     <w:p>
       <w:pPr>
         <w:pStyle w:val="Heading2"/>
@@ -1229,8 +1649,43 @@
           <w:color w:val="6A3D8C"/>
           <w:sz w:val="21"/>
         </w:rPr>
-        <w:t>E assim naquela palestra que a gente fez sobre a Ogdóade, quando na perspectiva da do que se viu na mitologia egípcia de Hermópolis, né, o nome das oito figuras que se consciaram, né, tá lá o nome desses dois, só que eh dos padrões egípcios da época, junto com os seis que vieram a compor a Trimurti e a Tridevi. Então, a composta por seis seres AD e dois seres eh LM.</w:t>
+        <w:t>E assim naquela palestra que a gente fez sobre a Ogdóade, quando na perspectiva da do que se viu na mitologia egípcia de Hermópolis, né, o nome das oito figuras que se consciaram, né, tá lá o nome desses dois, só que eh dos padrões egípcios da época, junto com os seis que vieram a compor a Trimurti e a Tridevi. Então, a [Ogdóade] composta por seis Seres Adhy e dois Seres LM.</w:t>
       </w:r>
+    </w:p>
+    <w:tbl>
+      <w:tblPr>
+        <w:tblW w:type="auto" w:w="0"/>
+        <w:jc w:val="left"/>
+        <w:tblLook w:firstColumn="1" w:firstRow="1" w:lastColumn="0" w:lastRow="0" w:noHBand="0" w:noVBand="1" w:val="04A0"/>
+      </w:tblPr>
+      <w:tblGrid>
+        <w:gridCol w:w="9745"/>
+      </w:tblGrid>
+      <w:tr>
+        <w:tc>
+          <w:tcPr>
+            <w:tcW w:type="dxa" w:w="9745"/>
+            <w:shd w:val="clear" w:fill="EAF3EA"/>
+            <w:tcBorders>
+              <w:left w:val="single" w:sz="24" w:color="2E7D4F"/>
+            </w:tcBorders>
+          </w:tcPr>
+          <w:p>
+            <w:r>
+              <w:rPr>
+                <w:color w:val="2E7D4F"/>
+                <w:sz w:val="19"/>
+              </w:rPr>
+              <w:t>Nota do editor: a composição da Ogdóade de Hermópolis (RC-609) como 6 Seres Adhy (que formariam a Trimurti/Tridevi — RC-104/RC-610) + 2 Seres LM (Elm e Olm — RC-607) é confirmação da fonte original; ver apostila P2020-07-11.</w:t>
+            </w:r>
+          </w:p>
+        </w:tc>
+      </w:tr>
+    </w:tbl>
+    <w:p>
+      <w:pPr>
+        <w:spacing w:after="40"/>
+      </w:pPr>
     </w:p>
     <w:p>
       <w:pPr>
@@ -1390,8 +1845,78 @@
           <w:color w:val="6A3D8C"/>
           <w:sz w:val="21"/>
         </w:rPr>
-        <w:t>Inclusive as religiões, todas as religiões, com raríssimas exceções, tudo que a gente imagina de religião opressiva e impositiva, vem de ser AD, vem com essa infecção dos Adhy. Quem atrapalhou isso? A estratégia dos seres LM, dos dois que mergulharam, que vem discretamente funcionando em certos períodos, como eu falei, não funciona o tempo inteiro, porque senão a turma destrói. Eh, É igual aquele aquele mergulho que você faz para passar despercebido e de vez em quando você sobe, respira, atua um pouco na superfície, vai para baixo de novo. Então assim, ó, que é a figura que tá por trás dessa função de quarto los e que exerceu desde Moros e desde que começou a encarnar na condição humana, a produzir revelações, né? Eh, essa essa estratégia que se torna, tem a sua face mais emblemática nas flechas de Moros, nas profecias de Moros, né, que foi apenas um aviso que foi deixado para se compreender no futuro, de que só quando as flechas fossem revividas no sentido de revelação psíquica, espiritual e cósmica, Eh, seria nesse momento que a história do universo voltaria ao ponto zero para ser novamente contada, já que ninguém nunca contou, ninguém nunca conseguiu entender a história universal, porque os elementos estavam ausentes.</w:t>
+        <w:t>Inclusive as religiões, todas as religiões, com raríssimas exceções, tudo que a gente imagina de religião opressiva e impositiva, vem dos Seres Adhy, vem com essa infecção dos AD. Quem atrapalhou isso? A estratégia dos seres LM, dos dois que mergulharam, que vem discretamente funcionando em certos períodos, como eu falei, não funciona o tempo inteiro, porque senão a turma destrói. Eh, É igual aquele aquele mergulho que você faz para passar despercebido e de vez em quando você sobe, respira, atua um pouco na superfície, vai para baixo de novo. Então assim, ó, que é a figura que tá por trás dessa função de quarto los e que exerceu desde Moros e desde que começou a encarnar na condição humana, a produzir revelações, né? Eh, essa essa estratégia que se torna, tem a sua face mais emblemática nas flechas de Moros, nas profecias de Moros, né, que foi apenas um aviso que foi deixado para se compreender no futuro, de que só quando as flechas fossem revividas no sentido de revelação psíquica, espiritual e cósmica, Eh, seria nesse momento que a história do universo voltaria ao ponto zero para ser novamente contada, já que ninguém nunca contou, ninguém nunca conseguiu entender a história universal, porque os elementos estavam ausentes.</w:t>
       </w:r>
+    </w:p>
+    <w:tbl>
+      <w:tblPr>
+        <w:tblW w:type="auto" w:w="0"/>
+        <w:jc w:val="left"/>
+        <w:tblLook w:firstColumn="1" w:firstRow="1" w:lastColumn="0" w:lastRow="0" w:noHBand="0" w:noVBand="1" w:val="04A0"/>
+      </w:tblPr>
+      <w:tblGrid>
+        <w:gridCol w:w="9745"/>
+      </w:tblGrid>
+      <w:tr>
+        <w:tc>
+          <w:tcPr>
+            <w:tcW w:type="dxa" w:w="9745"/>
+            <w:shd w:val="clear" w:fill="EAF3EA"/>
+            <w:tcBorders>
+              <w:left w:val="single" w:sz="24" w:color="2E7D4F"/>
+            </w:tcBorders>
+          </w:tcPr>
+          <w:p>
+            <w:r>
+              <w:rPr>
+                <w:color w:val="2E7D4F"/>
+                <w:sz w:val="19"/>
+              </w:rPr>
+              <w:t>Nota do editor: QUARENTENA TEOLÓGICA — 'as religiões opressivas e impositivas vêm dos Seres Adhy' é leitura de Ellam, não fato; ver também RC-411.</w:t>
+            </w:r>
+          </w:p>
+        </w:tc>
+      </w:tr>
+    </w:tbl>
+    <w:p>
+      <w:pPr>
+        <w:spacing w:after="40"/>
+      </w:pPr>
+    </w:p>
+    <w:tbl>
+      <w:tblPr>
+        <w:tblW w:type="auto" w:w="0"/>
+        <w:jc w:val="left"/>
+        <w:tblLook w:firstColumn="1" w:firstRow="1" w:lastColumn="0" w:lastRow="0" w:noHBand="0" w:noVBand="1" w:val="04A0"/>
+      </w:tblPr>
+      <w:tblGrid>
+        <w:gridCol w:w="9745"/>
+      </w:tblGrid>
+      <w:tr>
+        <w:tc>
+          <w:tcPr>
+            <w:tcW w:type="dxa" w:w="9745"/>
+            <w:shd w:val="clear" w:fill="EAF3EA"/>
+            <w:tcBorders>
+              <w:left w:val="single" w:sz="24" w:color="2E7D4F"/>
+            </w:tcBorders>
+          </w:tcPr>
+          <w:p>
+            <w:r>
+              <w:rPr>
+                <w:color w:val="2E7D4F"/>
+                <w:sz w:val="19"/>
+              </w:rPr>
+              <w:t>Nota do editor: as Flechas/Profecias de Moros (RC-611; RC-454): 'só quando as flechas fossem revividas no sentido de revelação psíquica, espiritual e cósmica, a história do universo voltaria ao ponto zero para ser novamente contada'.</w:t>
+            </w:r>
+          </w:p>
+        </w:tc>
+      </w:tr>
+    </w:tbl>
+    <w:p>
+      <w:pPr>
+        <w:spacing w:after="40"/>
+      </w:pPr>
     </w:p>
     <w:p>
       <w:pPr>
@@ -1529,6 +2054,41 @@
         <w:t>Porque eu certo, nunca é certo na obra de Javéel. Eu acho que ambasão, a gente sempre tem que reajustar, redimensionar. Por isso que ninguém pode assumir, né, para si mesmo essas definições como sendo verdadeiras. Isso merece sempre releitura, restudo, né? Mas se a gente for olhar de uma forma um pouco irresponsável e lúdica, nós somos os velhos discípulos. da do general Lud, da mítica visão inglesa, da turma que não se submetia que o establishment sempre impunha aos mais fracos. Nós somos os mais fracos que estamos tratando dos temas mais inquietantes e construindo aliceces fortes, não aqui na Terra, qualquer um, mas em termos de registro de reg Acá de novos aliceces numa mente universal, num biocosmos inteligente que tá surgindo. E a gente nem sabe, o mundo não nos percebe o que tem uma certa coisa boa nisso, ainda que os espíritos hoje estejam rezando para que o mundo nos perceba, porque nós precisamos esclarecer, não por qualquer coisa, quem quer que seja, mas a distribuir as sementes de reflexão sem aquele velho bom semeiador que Jesus usava nas suas parábolas, que jogava suas sementes e o que ia acontecer com elas quando caía em terra seca, óbvio que aquilo não frutificava, mas quando caía em terra boa, aquilo nascia. A árvore dava bons frutos e muitos se alimentavam daquilo. Mas o nosso papel aqui é só jogar semente cair nos corações adequados ou não, eu escondi tudo que podia, desde o fato de não ter livro vendendo em livrarias, né? Eh, criar um instituto para jogar tudo ali, só quem entra no instituto é que tem acesso, né?</w:t>
       </w:r>
     </w:p>
+    <w:tbl>
+      <w:tblPr>
+        <w:tblW w:type="auto" w:w="0"/>
+        <w:jc w:val="left"/>
+        <w:tblLook w:firstColumn="1" w:firstRow="1" w:lastColumn="0" w:lastRow="0" w:noHBand="0" w:noVBand="1" w:val="04A0"/>
+      </w:tblPr>
+      <w:tblGrid>
+        <w:gridCol w:w="9745"/>
+      </w:tblGrid>
+      <w:tr>
+        <w:tc>
+          <w:tcPr>
+            <w:tcW w:type="dxa" w:w="9745"/>
+            <w:shd w:val="clear" w:fill="EAF3EA"/>
+            <w:tcBorders>
+              <w:left w:val="single" w:sz="24" w:color="2E7D4F"/>
+            </w:tcBorders>
+          </w:tcPr>
+          <w:p>
+            <w:r>
+              <w:rPr>
+                <w:color w:val="2E7D4F"/>
+                <w:sz w:val="19"/>
+              </w:rPr>
+              <w:t>Nota do editor: STT 'geral Lud' = general Ludd [REVISAR — referência cultural; Colecionar Incertezas].</w:t>
+            </w:r>
+          </w:p>
+        </w:tc>
+      </w:tr>
+    </w:tbl>
+    <w:p>
+      <w:pPr>
+        <w:spacing w:after="40"/>
+      </w:pPr>
+    </w:p>
     <w:p>
       <w:pPr>
         <w:pStyle w:val="Heading2"/>
@@ -1754,6 +2314,41 @@
         <w:t>Eu sei lá como é que vai ser isso, mas são 18.000 anos difíceis que nós vamos vivenciar daqui paraa frente, mas menos difíceis do que o que já houve até agora. A dificuldade aqui é porque nós ficamos isolados e vamos voltar a conviver com sem número de situaçõ ações para as quais nós estamos totalmente despreparados, mas temos condição de aprender rápido.</w:t>
       </w:r>
     </w:p>
+    <w:tbl>
+      <w:tblPr>
+        <w:tblW w:type="auto" w:w="0"/>
+        <w:jc w:val="left"/>
+        <w:tblLook w:firstColumn="1" w:firstRow="1" w:lastColumn="0" w:lastRow="0" w:noHBand="0" w:noVBand="1" w:val="04A0"/>
+      </w:tblPr>
+      <w:tblGrid>
+        <w:gridCol w:w="9745"/>
+      </w:tblGrid>
+      <w:tr>
+        <w:tc>
+          <w:tcPr>
+            <w:tcW w:type="dxa" w:w="9745"/>
+            <w:shd w:val="clear" w:fill="EAF3EA"/>
+            <w:tcBorders>
+              <w:left w:val="single" w:sz="24" w:color="2E7D4F"/>
+            </w:tcBorders>
+          </w:tcPr>
+          <w:p>
+            <w:r>
+              <w:rPr>
+                <w:color w:val="2E7D4F"/>
+                <w:sz w:val="19"/>
+              </w:rPr>
+              <w:t>Nota do editor: os '18.000 anos difíceis' (U0579) confirmam o prazo já registrado na Colecionar Incertezas; ligado ao pacto de convivência com o universo vizinho (RC-614/RC-615).</w:t>
+            </w:r>
+          </w:p>
+        </w:tc>
+      </w:tr>
+    </w:tbl>
+    <w:p>
+      <w:pPr>
+        <w:spacing w:after="40"/>
+      </w:pPr>
+    </w:p>
     <w:p>
       <w:pPr>
         <w:pStyle w:val="Heading2"/>
@@ -1966,6 +2561,41 @@
         <w:t>Próxima pergunta é da Verônica Cintra. Quem foi Apolonio de Tiana? E nesse estágio de aprendizagem de hoje, com essas buscas, como sair dessa roda reencarnacional? Não tenho religião. A melhor forma, Verônica, é mais fácil é não ter mesmo religião, mas é encontrar uma disciplina no campo da meditação, do controle, da respiração, que permita que o seu eu se emancipe em relação a isso tudo. No meu caso, o mental não me ajuda bastante. Mas cada ser humano tem que criar ou adequar alguma disciplina que já existe as suas perspectivas. Mas é o velho Moksha que Kapila falou há cerca de 2700 anos atrás, é quando você supera os padrões de ignorância no campo do conhecimento e da compreensão que lhe mantém prisioneira dessa situação. E quando você para de ser alguém que alimenta ou retroalimenta essas situação e passa a buscar uma perspectiva nova e você se torna o agente dessa busca. Isso chama-se será em relação a esse oceano de m**** que a gente tá mergulhado até aqui. Apolônio de Tiana foi a única encarnação que Olm [STT 'H'] fez. Esse ser chamado Olm [STT 'H']. Ele mergulhou nesse universo. Ele não mergulhou no universo anterior. O caso de Elm. mergulhou como moros no primeiro momento. Olm não ficou lá fora e só quando a vida veio do universo vizinho para este através do projeto tal, que a gente já explicou em algumas palestras quando mais uma face do espírito fateado que respondia já por Mohen So [REVISAR — STT 'vir morrensor'] se fez como Sophia. Aí Olm se fez junto de Sophia nesse universo como espécie de irmão mais velho dele, amigo número um ou coisa que vale, mas esses seres eles não são emocionais, então não é bem assim. E então ficou como Sophia no sentido de eh produzir espécies através do forno de Alamaior [REVISAR — STT], os biodemos, por exemplo, e criou isso uma escola de decifração que nós estamos recriando na condição humana agora, mas ele criou entre os biodemos nos templos de Capela. E quando Sophia ordenou ou recebeu a ordem de Brahma ou de Javé de que ele deveria criar um avatar dele entre os humanos, quando os anjos de Sophia tomaram de um código dele e introduziram no óvulo artificial em Maria para produzir Jesus. Os mesmos moldes homem fez consigo próprio e também nasceu na mesma época de Jesus como Apolônio de Tiana. Só que Jesus teve uma vida breve e Apolônio de Tiana viveu uns dois, uma um século basicamente. Isso está descrito no livro quarto Logos, né? Então, basicamente são essas as respostas à sua pergunta. Obrigado. Rogério.</w:t>
       </w:r>
     </w:p>
+    <w:tbl>
+      <w:tblPr>
+        <w:tblW w:type="auto" w:w="0"/>
+        <w:jc w:val="left"/>
+        <w:tblLook w:firstColumn="1" w:firstRow="1" w:lastColumn="0" w:lastRow="0" w:noHBand="0" w:noVBand="1" w:val="04A0"/>
+      </w:tblPr>
+      <w:tblGrid>
+        <w:gridCol w:w="9745"/>
+      </w:tblGrid>
+      <w:tr>
+        <w:tc>
+          <w:tcPr>
+            <w:tcW w:type="dxa" w:w="9745"/>
+            <w:shd w:val="clear" w:fill="EAF3EA"/>
+            <w:tcBorders>
+              <w:left w:val="single" w:sz="24" w:color="2E7D4F"/>
+            </w:tcBorders>
+          </w:tcPr>
+          <w:p>
+            <w:r>
+              <w:rPr>
+                <w:color w:val="2E7D4F"/>
+                <w:sz w:val="19"/>
+              </w:rPr>
+              <w:t>Nota do editor: Apolônio de Tiana = única encarnação de Olm (RC-092) — revelação desta fonte; o autor remete ao livro 'O Quarto Logos' (B016).</w:t>
+            </w:r>
+          </w:p>
+        </w:tc>
+      </w:tr>
+    </w:tbl>
+    <w:p>
+      <w:pPr>
+        <w:spacing w:after="40"/>
+      </w:pPr>
+    </w:p>
     <w:p>
       <w:pPr>
         <w:pStyle w:val="Heading2"/>
@@ -2004,6 +2634,41 @@
         <w:t>Próxima pergunta é do Gabriel Bernardo. Como o senso de individualidade surgido no contexto da criação influencia a percepção existencial dos seres pertencentes às coletividades laboratoriais? Não existe resposta ainda para essa pergunta. Tá sendo construído, é muito recente os efeitos, né? A repercussão daquilo que surgiu no âmbito da obra de Javé. Mas aí alguém poderá dizer: "Ah, mas já surgiu há muito tempo". Não surgiu com os seres humanos. É, mas seres humanos surgiram assim com há 50.000 anos atrás, quando Pandora fez o movimento de consciência e quando Enki, o ser Anunnaki, fez manipulações com outros humanos e surgiu a linguagem através do gênio FOXP2. Sim, né? Mas a racionalidade humana, mesmo tendo nascido aí, ela foi mantida sob a prisão da voz dos deuses. Aí entra tese de Julian Jaynes até 2700 anos atrás, quando Sidarta Gautama Kapila lá na Índia, Lao-Tsé com Confúcio na China, Tales de Mileto na Grécia, quando essa turma nasceu toda no mesmo período histórico, criando um divisor de águas, convidando o ser humano a pensar por si mesmo e não mais sendo obediente a coisas que vinham lá de fora. Então, esse ser humano livre, a noção de indivíduo com vontade própria, só surgiu, Gabriel, a partir disso aqui. E poucos são os seres humanos que, de fato, conseguiram se libertar nesses últimos 2600, 700 anos, porque a maioria ainda tá sendo replicante das questões de ser Adhy através das religiões, sistemas políticos inventados até agora, etc. e tal. Então, só muito recentemente esse esse genoma que produz a liberdade e que faz com que o ser humano que tem esse genoma consiga ter uma postura psíquica emancipada, só nos anos 2017, 18, 19, 20, 21 começou a repercutir de modo que criasse um até muito recente os seres lá de fora e mesmo os seres aqui de dentro em termos de erraticidade ainda tão do B a dessa história. Isso vai demorar muito. Obrigado, Rogério.</w:t>
       </w:r>
     </w:p>
+    <w:tbl>
+      <w:tblPr>
+        <w:tblW w:type="auto" w:w="0"/>
+        <w:jc w:val="left"/>
+        <w:tblLook w:firstColumn="1" w:firstRow="1" w:lastColumn="0" w:lastRow="0" w:noHBand="0" w:noVBand="1" w:val="04A0"/>
+      </w:tblPr>
+      <w:tblGrid>
+        <w:gridCol w:w="9745"/>
+      </w:tblGrid>
+      <w:tr>
+        <w:tc>
+          <w:tcPr>
+            <w:tcW w:type="dxa" w:w="9745"/>
+            <w:shd w:val="clear" w:fill="EAF3EA"/>
+            <w:tcBorders>
+              <w:left w:val="single" w:sz="24" w:color="2E7D4F"/>
+            </w:tcBorders>
+          </w:tcPr>
+          <w:p>
+            <w:r>
+              <w:rPr>
+                <w:color w:val="2E7D4F"/>
+                <w:sz w:val="19"/>
+              </w:rPr>
+              <w:t>Nota do editor: 'genoma da liberdade' (RC-619) — QUARENTENA CLÍNICA: menções a FOXP2, 28.869 genes e Julian Jaynes são leitura do autor, jamais dado validado.</w:t>
+            </w:r>
+          </w:p>
+        </w:tc>
+      </w:tr>
+    </w:tbl>
+    <w:p>
+      <w:pPr>
+        <w:spacing w:after="40"/>
+      </w:pPr>
+    </w:p>
     <w:p>
       <w:pPr>
         <w:pStyle w:val="Heading2"/>
@@ -2042,6 +2707,41 @@
         <w:t>A próxima pergunta do André Silva. O que muda na construção da nova espiritualidade? A reintegração cósmica. É muito cedo, André, pra gente falar disso. Eu mesmo falo essas coisas e eu dou um passo paraa frente em termos de falar essa novidade e dou passos para trás quando vem a pergunta. Pelo que eu peço milhões de desculpas a vocês, mas infelizmente tem que ser Assim, eu não tenho palavras para antecipar esse assunto. Eu ainda não tenho conceitos para poder antecipar essa questão de novo paraíso, nova espiritualidade. Tudo que eu estou tentando fazer antes de deixar essa vida é produzir um livro que é mais fácil para mim. Livro do que palestra? Nada é fácil, mas assim, eh, pelo menos no livro eu consigo brigar mais comigo mesmo. Fazendo palestra aqui. Eu tenho de decidir o que fala, o que não falo no momento e livro eu posso voltar atrás antes de publicar ali em palestra, não. Então tô tentando concluir um livro que vai se chamar Inquisição Espiritual e alguém de dentre vocês poderá dizer: "Ai, Rogério, adoro inquisição." Não, eu detesto exatamente por isso. O nome dos livros que eu já lancei tem três Inquisições: Inquisição Poética, Inquisição Filosófica e Inquisição Trimurtiana. Essa Inquisição espiritual, em que eu descrevo uma certa região espiritual chamada Roseral do Alto. É um tipo de cidade espiritual misteriosa que existe em cima do ali do norte da Espanha. Tem eh tem os Pirineus dividindo França e Espanha. Aí para cá tem o País Básico, né? Tem São Sebastian, tem Bilbao, aí depois chega as Astúrias. que tem uma região de montanhas, né? Em cima dessas montanhas mais voltada pro lado da Irlanda, em termos de linha reta. Irlanda tá lá em cima, mas como se fosse a direção da Irlanda, tem um tem uma cidade espiritual ali em cima. Foi construída muito tempo atrás por algumas poucas figuras quando estavam no Tibé, mas que nunca foi habitado. Tem quatro ou cinco figuras por lá, porque essa cidade ela espiritual foi construída já antevendo um possível impasse que a gente tá hoje vivendo. Isso faz muito tempo atrás, mas ficou meio que e é muito bonito. É um canto, sei lá, muito bonito. Chama, eu a gente chama Roseraldo Alto. E na hora em que eu consegui publicar esse livro, os primeiros elementos de uma nova espiritualidade. Essa coisa que eu tenho falado nesse sentido é que ali serão tratados pela primeira vez. Eu não sei se eu escrevo isso nessa vida, esse é o problema. Se eu concluo isso, se isso eu não sei da serventia também disso, mas eu não tenho como falar sobre isso, porque ainda preciso compor palavras, neologismos, novos, novas situações. eh novos contextos. Eh, então eu peço desculpas, André, fico lhe devendo essa, mas eu aqui tomando um bom milkshake lá no centro leste a gente se encontra para conversar sobre isso. Obrigado, Rogério.</w:t>
       </w:r>
     </w:p>
+    <w:tbl>
+      <w:tblPr>
+        <w:tblW w:type="auto" w:w="0"/>
+        <w:jc w:val="left"/>
+        <w:tblLook w:firstColumn="1" w:firstRow="1" w:lastColumn="0" w:lastRow="0" w:noHBand="0" w:noVBand="1" w:val="04A0"/>
+      </w:tblPr>
+      <w:tblGrid>
+        <w:gridCol w:w="9745"/>
+      </w:tblGrid>
+      <w:tr>
+        <w:tc>
+          <w:tcPr>
+            <w:tcW w:type="dxa" w:w="9745"/>
+            <w:shd w:val="clear" w:fill="EAF3EA"/>
+            <w:tcBorders>
+              <w:left w:val="single" w:sz="24" w:color="2E7D4F"/>
+            </w:tcBorders>
+          </w:tcPr>
+          <w:p>
+            <w:r>
+              <w:rPr>
+                <w:color w:val="2E7D4F"/>
+                <w:sz w:val="19"/>
+              </w:rPr>
+              <w:t>Nota do editor: 'Inquisição Espiritual' (RC-617) é obra ANUNCIADA (B079) — 3 Inquisições já lançadas (Poética, Filosófica, Trimurtiana); o Roseral do Alto (RC-616) é descrito nesta resposta.</w:t>
+            </w:r>
+          </w:p>
+        </w:tc>
+      </w:tr>
+    </w:tbl>
+    <w:p>
+      <w:pPr>
+        <w:spacing w:after="40"/>
+      </w:pPr>
+    </w:p>
     <w:p>
       <w:pPr>
         <w:pStyle w:val="Heading2"/>
@@ -2104,6 +2804,41 @@
         </w:rPr>
         <w:t>Eh, para lhe poupar, eu acho que já atingimos um bom número de perguntas. Se você quiser encerrar, fique vontade. Agradeço. Então assim, pessoal, como eu disse no início, o assunto é zebra, é zebrado, é complicado, ainda que seja referente ao que de mais elevado a gente pensa que existe, são esses seres, né? Mas como eu falei, torna a dizer isso é só o início. Não vamos tomar nada do que foi dito aqui como sendo a verdade sendo estabelecida de forma. Isso é só se mente para reflex e no início de um processo, né? A gente tá só iniciando e não seremos nós que vamos terminar esse processo, mas provavelmente a turma do IEEA se potencializará através dos séculos, através das dos, né, dos aonos. E lá na frente a gente poderá colecionar uma outra conclusão mais sensata. Por enquanto é a A é a gente a gente aprender a colecionar incertezas. Sabendo fazer isso, mantendo-se em equilíbrio, estaremos dando uma grande contribuição. Eu muito agradeço a cada um de vocês. Agradeço a Léo, Crisamon, que ficaram aí na retaguarda permitindo que a gente pudesse produzir essa palestra. Muito obrigado a cada um de vocês. Um grande abraço e até uma próxima oportunidade.</w:t>
       </w:r>
+    </w:p>
+    <w:tbl>
+      <w:tblPr>
+        <w:tblW w:type="auto" w:w="0"/>
+        <w:jc w:val="left"/>
+        <w:tblLook w:firstColumn="1" w:firstRow="1" w:lastColumn="0" w:lastRow="0" w:noHBand="0" w:noVBand="1" w:val="04A0"/>
+      </w:tblPr>
+      <w:tblGrid>
+        <w:gridCol w:w="9745"/>
+      </w:tblGrid>
+      <w:tr>
+        <w:tc>
+          <w:tcPr>
+            <w:tcW w:type="dxa" w:w="9745"/>
+            <w:shd w:val="clear" w:fill="EAF3EA"/>
+            <w:tcBorders>
+              <w:left w:val="single" w:sz="24" w:color="2E7D4F"/>
+            </w:tcBorders>
+          </w:tcPr>
+          <w:p>
+            <w:r>
+              <w:rPr>
+                <w:color w:val="2E7D4F"/>
+                <w:sz w:val="19"/>
+              </w:rPr>
+              <w:t>Nota do editor: encerramento — 'a gente aprender a colecionar incertezas' (U0699–U0713); falas da plateia isoladas na PARTE X não compõem a ontologia da Base.</w:t>
+            </w:r>
+          </w:p>
+        </w:tc>
+      </w:tr>
+    </w:tbl>
+    <w:p>
+      <w:pPr>
+        <w:spacing w:after="40"/>
+      </w:pPr>
     </w:p>
     <w:p>
       <w:r>
